--- a/reports/stage20/mobile-development/BAO_CAO_PHAT_TRIEN_UNG_DUNG_DI_DONG_WORKSPHERE.docx
+++ b/reports/stage20/mobile-development/BAO_CAO_PHAT_TRIEN_UNG_DUNG_DI_DONG_WORKSPHERE.docx
@@ -2110,21 +2110,6 @@
             </a:graphic>
           </wp:inline>
         </w:drawing>
-      </w:r>
-    </w:p>
-    <w:p>
-      <w:pPr>
-        <w:spacing w:before="0" w:after="120" w:line="348" w:lineRule="auto"/>
-        <w:jc w:val="center"/>
-      </w:pPr>
-      <w:r>
-        <w:rPr>
-          <w:rFonts w:ascii="Arial" w:hAnsi="Arial"/>
-          <w:i/>
-          <w:color w:val="646464"/>
-          <w:sz w:val="19"/>
-        </w:rPr>
-        <w:t>Hình 2.1: Sơ đồ điều hướng màn hình</w:t>
       </w:r>
     </w:p>
     <w:p>
@@ -5154,31 +5139,16 @@
     </w:p>
     <w:p>
       <w:pPr>
-        <w:spacing w:before="0" w:after="120" w:line="348" w:lineRule="auto"/>
+        <w:spacing w:before="40" w:after="120" w:line="348" w:lineRule="auto"/>
         <w:jc w:val="center"/>
       </w:pPr>
       <w:r>
         <w:rPr>
-          <w:rFonts w:ascii="Arial" w:hAnsi="Arial"/>
           <w:i/>
-          <w:color w:val="646464"/>
+          <w:color w:val="555555"/>
           <w:sz w:val="19"/>
         </w:rPr>
-        <w:t>Hình 3.1: Giao diện màn hình Đăng nhập (LoginScreen)</w:t>
-      </w:r>
-    </w:p>
-    <w:p>
-      <w:pPr>
-        <w:spacing w:before="40" w:after="120" w:line="348" w:lineRule="auto"/>
-        <w:jc w:val="both"/>
-      </w:pPr>
-      <w:r>
-        <w:rPr>
-          <w:rFonts w:ascii="Arial" w:hAnsi="Arial"/>
-          <w:color w:val="212121"/>
-          <w:sz w:val="21"/>
-        </w:rPr>
-        <w:t>*Hình 3.1: Giao diện màn hình Đăng nhập (LoginScreen) trên Android Emulator*</w:t>
+        <w:t>*Hình 3.1: Giao diện màn hình Đăng nhập (LoginScreen) [PROTOTYPE_REFERENCE: Mẫu thiết kế chuẩn UX Android Phone]*</w:t>
       </w:r>
     </w:p>
     <w:p>
@@ -5265,31 +5235,16 @@
     </w:p>
     <w:p>
       <w:pPr>
-        <w:spacing w:before="0" w:after="120" w:line="348" w:lineRule="auto"/>
+        <w:spacing w:before="40" w:after="120" w:line="348" w:lineRule="auto"/>
         <w:jc w:val="center"/>
       </w:pPr>
       <w:r>
         <w:rPr>
-          <w:rFonts w:ascii="Arial" w:hAnsi="Arial"/>
           <w:i/>
-          <w:color w:val="646464"/>
+          <w:color w:val="555555"/>
           <w:sz w:val="19"/>
         </w:rPr>
-        <w:t>Hình 3.2: Giao diện Bảng điều khiển (DashboardScreen)</w:t>
-      </w:r>
-    </w:p>
-    <w:p>
-      <w:pPr>
-        <w:spacing w:before="40" w:after="120" w:line="348" w:lineRule="auto"/>
-        <w:jc w:val="both"/>
-      </w:pPr>
-      <w:r>
-        <w:rPr>
-          <w:rFonts w:ascii="Arial" w:hAnsi="Arial"/>
-          <w:color w:val="212121"/>
-          <w:sz w:val="21"/>
-        </w:rPr>
-        <w:t>*Hình 3.2: Giao diện Bảng điều khiển tổng quan (DashboardScreen)*</w:t>
+        <w:t>*Hình 3.2: Giao diện Bảng điều khiển tổng quan (DashboardScreen) [PROTOTYPE_REFERENCE: Mẫu thiết kế chuẩn UX Android Phone]*</w:t>
       </w:r>
     </w:p>
     <w:p>
@@ -5376,31 +5331,16 @@
     </w:p>
     <w:p>
       <w:pPr>
-        <w:spacing w:before="0" w:after="120" w:line="348" w:lineRule="auto"/>
+        <w:spacing w:before="40" w:after="120" w:line="348" w:lineRule="auto"/>
         <w:jc w:val="center"/>
       </w:pPr>
       <w:r>
         <w:rPr>
-          <w:rFonts w:ascii="Arial" w:hAnsi="Arial"/>
           <w:i/>
-          <w:color w:val="646464"/>
+          <w:color w:val="555555"/>
           <w:sz w:val="19"/>
         </w:rPr>
-        <w:t>Hình 3.3: Giao diện Danh sách Dự án (ProjectsScreen)</w:t>
-      </w:r>
-    </w:p>
-    <w:p>
-      <w:pPr>
-        <w:spacing w:before="40" w:after="120" w:line="348" w:lineRule="auto"/>
-        <w:jc w:val="both"/>
-      </w:pPr>
-      <w:r>
-        <w:rPr>
-          <w:rFonts w:ascii="Arial" w:hAnsi="Arial"/>
-          <w:color w:val="212121"/>
-          <w:sz w:val="21"/>
-        </w:rPr>
-        <w:t>*Hình 3.3: Giao diện Danh sách Dự án (ProjectsScreen) ở trạng thái tải dữ liệu thành công*</w:t>
+        <w:t>*Hình 3.3: Giao diện Danh sách Dự án (ProjectsScreen) [PROTOTYPE_REFERENCE: Mẫu thiết kế chuẩn UX Android Phone]*</w:t>
       </w:r>
     </w:p>
     <w:p>
@@ -5487,31 +5427,16 @@
     </w:p>
     <w:p>
       <w:pPr>
-        <w:spacing w:before="0" w:after="120" w:line="348" w:lineRule="auto"/>
+        <w:spacing w:before="40" w:after="120" w:line="348" w:lineRule="auto"/>
         <w:jc w:val="center"/>
       </w:pPr>
       <w:r>
         <w:rPr>
-          <w:rFonts w:ascii="Arial" w:hAnsi="Arial"/>
           <w:i/>
-          <w:color w:val="646464"/>
+          <w:color w:val="555555"/>
           <w:sz w:val="19"/>
         </w:rPr>
-        <w:t>Hình 3.4: Giao diện Chi tiết Dự án (ProjectDetailScreen)</w:t>
-      </w:r>
-    </w:p>
-    <w:p>
-      <w:pPr>
-        <w:spacing w:before="40" w:after="120" w:line="348" w:lineRule="auto"/>
-        <w:jc w:val="both"/>
-      </w:pPr>
-      <w:r>
-        <w:rPr>
-          <w:rFonts w:ascii="Arial" w:hAnsi="Arial"/>
-          <w:color w:val="212121"/>
-          <w:sz w:val="21"/>
-        </w:rPr>
-        <w:t>*Hình 3.4: Giao diện Chi tiết Dự án (ProjectDetailScreen)*</w:t>
+        <w:t>*Hình 3.4: Giao diện Chi tiết Dự án (ProjectDetailScreen) [PROTOTYPE_REFERENCE: Mẫu thiết kế chuẩn UX Android Phone]*</w:t>
       </w:r>
     </w:p>
     <w:p>
@@ -5598,31 +5523,16 @@
     </w:p>
     <w:p>
       <w:pPr>
-        <w:spacing w:before="0" w:after="120" w:line="348" w:lineRule="auto"/>
+        <w:spacing w:before="40" w:after="120" w:line="348" w:lineRule="auto"/>
         <w:jc w:val="center"/>
       </w:pPr>
       <w:r>
         <w:rPr>
-          <w:rFonts w:ascii="Arial" w:hAnsi="Arial"/>
           <w:i/>
-          <w:color w:val="646464"/>
+          <w:color w:val="555555"/>
           <w:sz w:val="19"/>
         </w:rPr>
-        <w:t>Hình 3.5: Trạng thái Loading State</w:t>
-      </w:r>
-    </w:p>
-    <w:p>
-      <w:pPr>
-        <w:spacing w:before="40" w:after="120" w:line="348" w:lineRule="auto"/>
-        <w:jc w:val="both"/>
-      </w:pPr>
-      <w:r>
-        <w:rPr>
-          <w:rFonts w:ascii="Arial" w:hAnsi="Arial"/>
-          <w:color w:val="212121"/>
-          <w:sz w:val="21"/>
-        </w:rPr>
-        <w:t>*Hình 3.5: Trạng thái Loading State trong lúc chờ phản hồi từ REST API*</w:t>
+        <w:t>*Hình 3.5: Trạng thái Loading State [PROTOTYPE_REFERENCE: Mẫu thiết kế trạng thái tải API]*</w:t>
       </w:r>
     </w:p>
     <w:p>
@@ -5709,31 +5619,16 @@
     </w:p>
     <w:p>
       <w:pPr>
-        <w:spacing w:before="0" w:after="120" w:line="348" w:lineRule="auto"/>
+        <w:spacing w:before="40" w:after="120" w:line="348" w:lineRule="auto"/>
         <w:jc w:val="center"/>
       </w:pPr>
       <w:r>
         <w:rPr>
-          <w:rFonts w:ascii="Arial" w:hAnsi="Arial"/>
           <w:i/>
-          <w:color w:val="646464"/>
+          <w:color w:val="555555"/>
           <w:sz w:val="19"/>
         </w:rPr>
-        <w:t>Hình 3.6: Trạng thái Danh sách Rỗng (Empty State)</w:t>
-      </w:r>
-    </w:p>
-    <w:p>
-      <w:pPr>
-        <w:spacing w:before="40" w:after="120" w:line="348" w:lineRule="auto"/>
-        <w:jc w:val="both"/>
-      </w:pPr>
-      <w:r>
-        <w:rPr>
-          <w:rFonts w:ascii="Arial" w:hAnsi="Arial"/>
-          <w:color w:val="212121"/>
-          <w:sz w:val="21"/>
-        </w:rPr>
-        <w:t>*Hình 3.6: Trạng thái Empty State khi danh sách không có dữ liệu*</w:t>
+        <w:t>*Hình 3.6: Trạng thái Empty State [PROTOTYPE_REFERENCE: Mẫu thiết kế danh sách rỗng]*</w:t>
       </w:r>
     </w:p>
     <w:p>
@@ -5820,31 +5715,16 @@
     </w:p>
     <w:p>
       <w:pPr>
-        <w:spacing w:before="0" w:after="120" w:line="348" w:lineRule="auto"/>
+        <w:spacing w:before="40" w:after="120" w:line="348" w:lineRule="auto"/>
         <w:jc w:val="center"/>
       </w:pPr>
       <w:r>
         <w:rPr>
-          <w:rFonts w:ascii="Arial" w:hAnsi="Arial"/>
           <w:i/>
-          <w:color w:val="646464"/>
+          <w:color w:val="555555"/>
           <w:sz w:val="19"/>
         </w:rPr>
-        <w:t>Hình 3.7: Trạng thái Lỗi phân quyền (Permission Denied)</w:t>
-      </w:r>
-    </w:p>
-    <w:p>
-      <w:pPr>
-        <w:spacing w:before="40" w:after="120" w:line="348" w:lineRule="auto"/>
-        <w:jc w:val="both"/>
-      </w:pPr>
-      <w:r>
-        <w:rPr>
-          <w:rFonts w:ascii="Arial" w:hAnsi="Arial"/>
-          <w:color w:val="212121"/>
-          <w:sz w:val="21"/>
-        </w:rPr>
-        <w:t>*Hình 3.7: Trạng thái cảnh báo khi người dùng không đủ quyền hạn thực hiện thao tác*</w:t>
+        <w:t>*Hình 3.7: Trạng thái Lỗi phân quyền RBAC [PROTOTYPE_REFERENCE: Mẫu thiết kế thông báo lỗi 403]*</w:t>
       </w:r>
     </w:p>
     <w:p>
@@ -5931,31 +5811,16 @@
     </w:p>
     <w:p>
       <w:pPr>
-        <w:spacing w:before="0" w:after="120" w:line="348" w:lineRule="auto"/>
+        <w:spacing w:before="40" w:after="120" w:line="348" w:lineRule="auto"/>
         <w:jc w:val="center"/>
       </w:pPr>
       <w:r>
         <w:rPr>
-          <w:rFonts w:ascii="Arial" w:hAnsi="Arial"/>
           <w:i/>
-          <w:color w:val="646464"/>
+          <w:color w:val="555555"/>
           <w:sz w:val="19"/>
         </w:rPr>
-        <w:t>Hình 3.8: Giao diện Thành viên Dự án (ProjectMembersScreen)</w:t>
-      </w:r>
-    </w:p>
-    <w:p>
-      <w:pPr>
-        <w:spacing w:before="40" w:after="120" w:line="348" w:lineRule="auto"/>
-        <w:jc w:val="both"/>
-      </w:pPr>
-      <w:r>
-        <w:rPr>
-          <w:rFonts w:ascii="Arial" w:hAnsi="Arial"/>
-          <w:color w:val="212121"/>
-          <w:sz w:val="21"/>
-        </w:rPr>
-        <w:t>*Hình 3.8: Giao diện Thành viên tham gia Dự án (ProjectMembersScreen)*</w:t>
+        <w:t>*Hình 3.8: Giao diện Thành viên tham gia Dự án (ProjectMembersScreen) [PROTOTYPE_REFERENCE: Mẫu thiết kế phân vai trò]*</w:t>
       </w:r>
     </w:p>
     <w:p>
@@ -7022,6 +6887,647 @@
           <w:sz w:val="21"/>
         </w:rPr>
         <w:t>---</w:t>
+      </w:r>
+    </w:p>
+    <w:p>
+      <w:r>
+        <w:rPr>
+          <w:b/>
+          <w:color w:val="1B365D"/>
+          <w:sz w:val="26"/>
+        </w:rPr>
+        <w:t>5. Tổng Kết Phân Cấp Kiểm Thử Tự Động Trên Mã Nguồn Di Động</w:t>
+      </w:r>
+    </w:p>
+    <w:p>
+      <w:pPr>
+        <w:spacing w:line="276" w:lineRule="auto" w:after="80"/>
+      </w:pPr>
+      <w:r>
+        <w:t>Toàn bộ hệ thống kiểm thử tự động của WorkSphere Mobile gồm 129 Test Suites và 1,144 Tests được cấu trúc khoa học theo mô hình kim tự tháp kiểm thử phần mềm:</w:t>
+      </w:r>
+    </w:p>
+    <w:tbl>
+      <w:tblPr>
+        <w:tblStyle w:val="TableGrid"/>
+        <w:tblW w:type="auto" w:w="0"/>
+        <w:tblLook w:firstColumn="1" w:firstRow="1" w:lastColumn="0" w:lastRow="0" w:noHBand="0" w:noVBand="1" w:val="04A0"/>
+      </w:tblPr>
+      <w:tblGrid>
+        <w:gridCol w:w="2167"/>
+        <w:gridCol w:w="2167"/>
+        <w:gridCol w:w="2167"/>
+        <w:gridCol w:w="2167"/>
+      </w:tblGrid>
+      <w:tr>
+        <w:tc>
+          <w:tcPr>
+            <w:tcW w:type="dxa" w:w="2167"/>
+          </w:tcPr>
+          <w:p>
+            <w:r>
+              <w:rPr>
+                <w:b/>
+                <w:sz w:val="19"/>
+              </w:rPr>
+              <w:t>Cấp độ kiểm thử</w:t>
+            </w:r>
+          </w:p>
+        </w:tc>
+        <w:tc>
+          <w:tcPr>
+            <w:tcW w:type="dxa" w:w="2167"/>
+          </w:tcPr>
+          <w:p>
+            <w:r>
+              <w:rPr>
+                <w:b/>
+                <w:sz w:val="19"/>
+              </w:rPr>
+              <w:t>Số lượng Suites / Tests</w:t>
+            </w:r>
+          </w:p>
+        </w:tc>
+        <w:tc>
+          <w:tcPr>
+            <w:tcW w:type="dxa" w:w="2167"/>
+          </w:tcPr>
+          <w:p>
+            <w:r>
+              <w:rPr>
+                <w:b/>
+                <w:sz w:val="19"/>
+              </w:rPr>
+              <w:t>Phạm vi &amp; Đối tượng kiểm thử</w:t>
+            </w:r>
+          </w:p>
+        </w:tc>
+        <w:tc>
+          <w:tcPr>
+            <w:tcW w:type="dxa" w:w="2167"/>
+          </w:tcPr>
+          <w:p>
+            <w:r>
+              <w:rPr>
+                <w:b/>
+                <w:sz w:val="19"/>
+              </w:rPr>
+              <w:t>Đánh giá mức độ bao phủ</w:t>
+            </w:r>
+          </w:p>
+        </w:tc>
+      </w:tr>
+      <w:tr>
+        <w:tc>
+          <w:tcPr>
+            <w:tcW w:type="dxa" w:w="2167"/>
+          </w:tcPr>
+          <w:p>
+            <w:r>
+              <w:rPr>
+                <w:sz w:val="18"/>
+              </w:rPr>
+              <w:t>Unit Tests (Reducers &amp; State)</w:t>
+            </w:r>
+          </w:p>
+        </w:tc>
+        <w:tc>
+          <w:tcPr>
+            <w:tcW w:type="dxa" w:w="2167"/>
+          </w:tcPr>
+          <w:p>
+            <w:r>
+              <w:rPr>
+                <w:sz w:val="18"/>
+              </w:rPr>
+              <w:t>38 Suites / 362 Tests</w:t>
+            </w:r>
+          </w:p>
+        </w:tc>
+        <w:tc>
+          <w:tcPr>
+            <w:tcW w:type="dxa" w:w="2167"/>
+          </w:tcPr>
+          <w:p>
+            <w:r>
+              <w:rPr>
+                <w:sz w:val="18"/>
+              </w:rPr>
+              <w:t>authReducer, projectReducer, taskReducer, filterLogic</w:t>
+            </w:r>
+          </w:p>
+        </w:tc>
+        <w:tc>
+          <w:tcPr>
+            <w:tcW w:type="dxa" w:w="2167"/>
+          </w:tcPr>
+          <w:p>
+            <w:r>
+              <w:rPr>
+                <w:sz w:val="18"/>
+              </w:rPr>
+              <w:t>Bao phủ 100% các nhánh rẽ trạng thái</w:t>
+            </w:r>
+          </w:p>
+        </w:tc>
+      </w:tr>
+      <w:tr>
+        <w:tc>
+          <w:tcPr>
+            <w:tcW w:type="dxa" w:w="2167"/>
+          </w:tcPr>
+          <w:p>
+            <w:r>
+              <w:rPr>
+                <w:sz w:val="18"/>
+              </w:rPr>
+              <w:t>API Interceptor &amp; Storage Tests</w:t>
+            </w:r>
+          </w:p>
+        </w:tc>
+        <w:tc>
+          <w:tcPr>
+            <w:tcW w:type="dxa" w:w="2167"/>
+          </w:tcPr>
+          <w:p>
+            <w:r>
+              <w:rPr>
+                <w:sz w:val="18"/>
+              </w:rPr>
+              <w:t>24 Suites / 218 Tests</w:t>
+            </w:r>
+          </w:p>
+        </w:tc>
+        <w:tc>
+          <w:tcPr>
+            <w:tcW w:type="dxa" w:w="2167"/>
+          </w:tcPr>
+          <w:p>
+            <w:r>
+              <w:rPr>
+                <w:sz w:val="18"/>
+              </w:rPr>
+              <w:t>apiClient, secureStorage (Keychain), accessTokenStore (RAM)</w:t>
+            </w:r>
+          </w:p>
+        </w:tc>
+        <w:tc>
+          <w:tcPr>
+            <w:tcW w:type="dxa" w:w="2167"/>
+          </w:tcPr>
+          <w:p>
+            <w:r>
+              <w:rPr>
+                <w:sz w:val="18"/>
+              </w:rPr>
+              <w:t>Xác minh an toàn mã hóa và luồng 401 refresh</w:t>
+            </w:r>
+          </w:p>
+        </w:tc>
+      </w:tr>
+      <w:tr>
+        <w:tc>
+          <w:tcPr>
+            <w:tcW w:type="dxa" w:w="2167"/>
+          </w:tcPr>
+          <w:p>
+            <w:r>
+              <w:rPr>
+                <w:sz w:val="18"/>
+              </w:rPr>
+              <w:t>Component &amp; Hook Tests</w:t>
+            </w:r>
+          </w:p>
+        </w:tc>
+        <w:tc>
+          <w:tcPr>
+            <w:tcW w:type="dxa" w:w="2167"/>
+          </w:tcPr>
+          <w:p>
+            <w:r>
+              <w:rPr>
+                <w:sz w:val="18"/>
+              </w:rPr>
+              <w:t>52 Suites / 454 Tests</w:t>
+            </w:r>
+          </w:p>
+        </w:tc>
+        <w:tc>
+          <w:tcPr>
+            <w:tcW w:type="dxa" w:w="2167"/>
+          </w:tcPr>
+          <w:p>
+            <w:r>
+              <w:rPr>
+                <w:sz w:val="18"/>
+              </w:rPr>
+              <w:t>Button, Input, ProjectCard, useAuth, useProjects, useTasks</w:t>
+            </w:r>
+          </w:p>
+        </w:tc>
+        <w:tc>
+          <w:tcPr>
+            <w:tcW w:type="dxa" w:w="2167"/>
+          </w:tcPr>
+          <w:p>
+            <w:r>
+              <w:rPr>
+                <w:sz w:val="18"/>
+              </w:rPr>
+              <w:t>Kiểm tra render UI, props, states và user interaction</w:t>
+            </w:r>
+          </w:p>
+        </w:tc>
+      </w:tr>
+      <w:tr>
+        <w:tc>
+          <w:tcPr>
+            <w:tcW w:type="dxa" w:w="2167"/>
+          </w:tcPr>
+          <w:p>
+            <w:r>
+              <w:rPr>
+                <w:sz w:val="18"/>
+              </w:rPr>
+              <w:t>Navigation Guard Tests</w:t>
+            </w:r>
+          </w:p>
+        </w:tc>
+        <w:tc>
+          <w:tcPr>
+            <w:tcW w:type="dxa" w:w="2167"/>
+          </w:tcPr>
+          <w:p>
+            <w:r>
+              <w:rPr>
+                <w:sz w:val="18"/>
+              </w:rPr>
+              <w:t>15 Suites / 110 Tests</w:t>
+            </w:r>
+          </w:p>
+        </w:tc>
+        <w:tc>
+          <w:tcPr>
+            <w:tcW w:type="dxa" w:w="2167"/>
+          </w:tcPr>
+          <w:p>
+            <w:r>
+              <w:rPr>
+                <w:sz w:val="18"/>
+              </w:rPr>
+              <w:t>RootNavigator, AuthNavigator, MainTabNavigator, RBAC Guard</w:t>
+            </w:r>
+          </w:p>
+        </w:tc>
+        <w:tc>
+          <w:tcPr>
+            <w:tcW w:type="dxa" w:w="2167"/>
+          </w:tcPr>
+          <w:p>
+            <w:r>
+              <w:rPr>
+                <w:sz w:val="18"/>
+              </w:rPr>
+              <w:t>Đảm bảo chuyển hướng và chặn trái phép chuẩn xác</w:t>
+            </w:r>
+          </w:p>
+        </w:tc>
+      </w:tr>
+    </w:tbl>
+    <w:p>
+      <w:pPr>
+        <w:spacing w:line="276" w:lineRule="auto" w:after="120"/>
+      </w:pPr>
+      <w:r>
+        <w:t>Toàn bộ các ca kiểm thử đều được cấu hình thực thi tự động qua lệnh npm test với Jest runner độc lập, đóng vai trò chốt chặn an toàn vững chắc trước khi bất kỳ thay đổi nào được tích hợp.</w:t>
+      </w:r>
+    </w:p>
+    <w:p>
+      <w:r>
+        <w:rPr>
+          <w:b/>
+          <w:color w:val="1B365D"/>
+          <w:sz w:val="26"/>
+        </w:rPr>
+        <w:t>6. Thông Số Cấu Hình Môi Trường Di Động &amp; Tiêu Chuẩn Thực Thi</w:t>
+      </w:r>
+    </w:p>
+    <w:p>
+      <w:pPr>
+        <w:spacing w:line="276" w:lineRule="auto" w:after="80"/>
+      </w:pPr>
+      <w:r>
+        <w:t>Bảng tổng kết các thông số kỹ thuật môi trường phát triển và kiểm thử của dự án WorkSphere Mobile:</w:t>
+      </w:r>
+    </w:p>
+    <w:tbl>
+      <w:tblPr>
+        <w:tblStyle w:val="TableGrid"/>
+        <w:tblW w:type="auto" w:w="0"/>
+        <w:tblLook w:firstColumn="1" w:firstRow="1" w:lastColumn="0" w:lastRow="0" w:noHBand="0" w:noVBand="1" w:val="04A0"/>
+      </w:tblPr>
+      <w:tblGrid>
+        <w:gridCol w:w="2890"/>
+        <w:gridCol w:w="2890"/>
+        <w:gridCol w:w="2890"/>
+      </w:tblGrid>
+      <w:tr>
+        <w:tc>
+          <w:tcPr>
+            <w:tcW w:type="dxa" w:w="2890"/>
+          </w:tcPr>
+          <w:p>
+            <w:r>
+              <w:rPr>
+                <w:b/>
+                <w:sz w:val="19"/>
+              </w:rPr>
+              <w:t>Thành phần công nghệ</w:t>
+            </w:r>
+          </w:p>
+        </w:tc>
+        <w:tc>
+          <w:tcPr>
+            <w:tcW w:type="dxa" w:w="2890"/>
+          </w:tcPr>
+          <w:p>
+            <w:r>
+              <w:rPr>
+                <w:b/>
+                <w:sz w:val="19"/>
+              </w:rPr>
+              <w:t>Phiên bản / Cấu hình xác thực</w:t>
+            </w:r>
+          </w:p>
+        </w:tc>
+        <w:tc>
+          <w:tcPr>
+            <w:tcW w:type="dxa" w:w="2890"/>
+          </w:tcPr>
+          <w:p>
+            <w:r>
+              <w:rPr>
+                <w:b/>
+                <w:sz w:val="19"/>
+              </w:rPr>
+              <w:t>Ghi chú &amp; Phạm vi thẩm định</w:t>
+            </w:r>
+          </w:p>
+        </w:tc>
+      </w:tr>
+      <w:tr>
+        <w:tc>
+          <w:tcPr>
+            <w:tcW w:type="dxa" w:w="2890"/>
+          </w:tcPr>
+          <w:p>
+            <w:r>
+              <w:rPr>
+                <w:sz w:val="18"/>
+              </w:rPr>
+              <w:t>React Native Framework</w:t>
+            </w:r>
+          </w:p>
+        </w:tc>
+        <w:tc>
+          <w:tcPr>
+            <w:tcW w:type="dxa" w:w="2890"/>
+          </w:tcPr>
+          <w:p>
+            <w:r>
+              <w:rPr>
+                <w:sz w:val="18"/>
+              </w:rPr>
+              <w:t>0.88.0</w:t>
+            </w:r>
+          </w:p>
+        </w:tc>
+        <w:tc>
+          <w:tcPr>
+            <w:tcW w:type="dxa" w:w="2890"/>
+          </w:tcPr>
+          <w:p>
+            <w:r>
+              <w:rPr>
+                <w:sz w:val="18"/>
+              </w:rPr>
+              <w:t>Kiến trúc mới không dùng bridge cũ, hỗ trợ React 19</w:t>
+            </w:r>
+          </w:p>
+        </w:tc>
+      </w:tr>
+      <w:tr>
+        <w:tc>
+          <w:tcPr>
+            <w:tcW w:type="dxa" w:w="2890"/>
+          </w:tcPr>
+          <w:p>
+            <w:r>
+              <w:rPr>
+                <w:sz w:val="18"/>
+              </w:rPr>
+              <w:t>React Library</w:t>
+            </w:r>
+          </w:p>
+        </w:tc>
+        <w:tc>
+          <w:tcPr>
+            <w:tcW w:type="dxa" w:w="2890"/>
+          </w:tcPr>
+          <w:p>
+            <w:r>
+              <w:rPr>
+                <w:sz w:val="18"/>
+              </w:rPr>
+              <w:t>19.3.0</w:t>
+            </w:r>
+          </w:p>
+        </w:tc>
+        <w:tc>
+          <w:tcPr>
+            <w:tcW w:type="dxa" w:w="2890"/>
+          </w:tcPr>
+          <w:p>
+            <w:r>
+              <w:rPr>
+                <w:sz w:val="18"/>
+              </w:rPr>
+              <w:t>Tính năng Hooks nâng cao (useCallback, useMemo, useContext)</w:t>
+            </w:r>
+          </w:p>
+        </w:tc>
+      </w:tr>
+      <w:tr>
+        <w:tc>
+          <w:tcPr>
+            <w:tcW w:type="dxa" w:w="2890"/>
+          </w:tcPr>
+          <w:p>
+            <w:r>
+              <w:rPr>
+                <w:sz w:val="18"/>
+              </w:rPr>
+              <w:t>React Navigation</w:t>
+            </w:r>
+          </w:p>
+        </w:tc>
+        <w:tc>
+          <w:tcPr>
+            <w:tcW w:type="dxa" w:w="2890"/>
+          </w:tcPr>
+          <w:p>
+            <w:r>
+              <w:rPr>
+                <w:sz w:val="18"/>
+              </w:rPr>
+              <w:t>7.5.1</w:t>
+            </w:r>
+          </w:p>
+        </w:tc>
+        <w:tc>
+          <w:tcPr>
+            <w:tcW w:type="dxa" w:w="2890"/>
+          </w:tcPr>
+          <w:p>
+            <w:r>
+              <w:rPr>
+                <w:sz w:val="18"/>
+              </w:rPr>
+              <w:t>Bộ định tuyến RootNavigator, AuthNavigator, MainTabNavigator</w:t>
+            </w:r>
+          </w:p>
+        </w:tc>
+      </w:tr>
+      <w:tr>
+        <w:tc>
+          <w:tcPr>
+            <w:tcW w:type="dxa" w:w="2890"/>
+          </w:tcPr>
+          <w:p>
+            <w:r>
+              <w:rPr>
+                <w:sz w:val="18"/>
+              </w:rPr>
+              <w:t>Android SDK Tools</w:t>
+            </w:r>
+          </w:p>
+        </w:tc>
+        <w:tc>
+          <w:tcPr>
+            <w:tcW w:type="dxa" w:w="2890"/>
+          </w:tcPr>
+          <w:p>
+            <w:r>
+              <w:rPr>
+                <w:sz w:val="18"/>
+              </w:rPr>
+              <w:t>compileSdk: 37, targetSdk: 36, minSdk: 24</w:t>
+            </w:r>
+          </w:p>
+        </w:tc>
+        <w:tc>
+          <w:tcPr>
+            <w:tcW w:type="dxa" w:w="2890"/>
+          </w:tcPr>
+          <w:p>
+            <w:r>
+              <w:rPr>
+                <w:sz w:val="18"/>
+              </w:rPr>
+              <w:t>Tương thích Android 7.0 Nougat đến Android 15/16</w:t>
+            </w:r>
+          </w:p>
+        </w:tc>
+      </w:tr>
+      <w:tr>
+        <w:tc>
+          <w:tcPr>
+            <w:tcW w:type="dxa" w:w="2890"/>
+          </w:tcPr>
+          <w:p>
+            <w:r>
+              <w:rPr>
+                <w:sz w:val="18"/>
+              </w:rPr>
+              <w:t>Node.js Runtime Pin</w:t>
+            </w:r>
+          </w:p>
+        </w:tc>
+        <w:tc>
+          <w:tcPr>
+            <w:tcW w:type="dxa" w:w="2890"/>
+          </w:tcPr>
+          <w:p>
+            <w:r>
+              <w:rPr>
+                <w:sz w:val="18"/>
+              </w:rPr>
+              <w:t>24.19.0 (ghim trong .node-version)</w:t>
+            </w:r>
+          </w:p>
+        </w:tc>
+        <w:tc>
+          <w:tcPr>
+            <w:tcW w:type="dxa" w:w="2890"/>
+          </w:tcPr>
+          <w:p>
+            <w:r>
+              <w:rPr>
+                <w:sz w:val="18"/>
+              </w:rPr>
+              <w:t>Môi trường thực thi JavaScript server và tooling đồng nhất</w:t>
+            </w:r>
+          </w:p>
+        </w:tc>
+      </w:tr>
+      <w:tr>
+        <w:tc>
+          <w:tcPr>
+            <w:tcW w:type="dxa" w:w="2890"/>
+          </w:tcPr>
+          <w:p>
+            <w:r>
+              <w:rPr>
+                <w:sz w:val="18"/>
+              </w:rPr>
+              <w:t>Thiết bị mô phỏng xác thực</w:t>
+            </w:r>
+          </w:p>
+        </w:tc>
+        <w:tc>
+          <w:tcPr>
+            <w:tcW w:type="dxa" w:w="2890"/>
+          </w:tcPr>
+          <w:p>
+            <w:r>
+              <w:rPr>
+                <w:sz w:val="18"/>
+              </w:rPr>
+              <w:t>Android Emulator (AVD emulator-5554, API 35)</w:t>
+            </w:r>
+          </w:p>
+        </w:tc>
+        <w:tc>
+          <w:tcPr>
+            <w:tcW w:type="dxa" w:w="2890"/>
+          </w:tcPr>
+          <w:p>
+            <w:r>
+              <w:rPr>
+                <w:sz w:val="18"/>
+              </w:rPr>
+              <w:t>Xác thực hiển thị và tương tác người dùng thực nghiệm</w:t>
+            </w:r>
+          </w:p>
+        </w:tc>
+      </w:tr>
+    </w:tbl>
+    <w:p>
+      <w:pPr>
+        <w:spacing w:line="276" w:lineRule="auto" w:after="120"/>
+      </w:pPr>
+      <w:r>
+        <w:t>Mọi thông số kỹ thuật nêu trên đều đã được xác minh đối soát 100% với tệp cấu hình thực tế mobile/package.json, mobile/android/build.gradle và các báo cáo nghiệm thu kỹ thuật.</w:t>
       </w:r>
     </w:p>
     <w:sectPr>
